--- a/companies/meridian-actuarial/Engagements/Miller, Cook and Snyder/Meeting Minutes 2018-02-12 - Miller, Cook and Snyder.docx
+++ b/companies/meridian-actuarial/Engagements/Miller, Cook and Snyder/Meeting Minutes 2018-02-12 - Miller, Cook and Snyder.docx
@@ -7,12 +7,12 @@
         <w:pStyle w:val="Heading1"/>
       </w:pPr>
       <w:r>
-        <w:t>Reserve Adequacy Review — Working Session Minutes</w:t>
+        <w:t>Review Session: Reserve Adequacy Review for Miller, Cook and Snyder</w:t>
       </w:r>
     </w:p>
     <w:p>
       <w:r>
-        <w:t>Working session held at the offices of Miller, Cook and Snyder to review the state of the reserve adequacy analysis ahead of the final report. The draft report and the current exhibit set had been circulated in advance. Minutes recorded by David Sherman and reviewed by Jennifer Vasquez before distribution.</w:t>
+        <w:t>Date: February 12, 2018. Minutes recorded by David Sherman.</w:t>
       </w:r>
     </w:p>
     <w:p>
@@ -20,7 +20,15 @@
         <w:pStyle w:val="Heading2"/>
       </w:pPr>
       <w:r>
-        <w:t>Attendees</w:t>
+        <w:t>In Attendance</w:t>
+      </w:r>
+    </w:p>
+    <w:p>
+      <w:pPr>
+        <w:pStyle w:val="ListBullet"/>
+      </w:pPr>
+      <w:r>
+        <w:t>David Sherman, Senior Analyst, Meridian Actuarial Advisors (recording)</w:t>
       </w:r>
     </w:p>
     <w:p>
@@ -29,14 +37,6 @@
       </w:pPr>
       <w:r>
         <w:t>Jennifer Vasquez, Consulting Actuary, Meridian Actuarial Advisors</w:t>
-      </w:r>
-    </w:p>
-    <w:p>
-      <w:pPr>
-        <w:pStyle w:val="ListBullet"/>
-      </w:pPr>
-      <w:r>
-        <w:t>David Sherman, Senior Analyst, Meridian Actuarial Advisors</w:t>
       </w:r>
     </w:p>
     <w:p>
@@ -60,17 +60,12 @@
         <w:pStyle w:val="Heading2"/>
       </w:pPr>
       <w:r>
-        <w:t>Data and Reconciliation</w:t>
+        <w:t>Summary</w:t>
       </w:r>
     </w:p>
     <w:p>
       <w:r>
-        <w:t>David Sherman reported that the replacement extract reconciles to the population used in the prior review once a duplicated block of records is removed. The duplication was introduced on the client side during the export and is not a data quality problem in the administration system itself. Michelle Hudson confirmed that understanding. Sherman noted that the reconciliation is a check on counts and totals, not an audit of the underlying records, and that the report will say so in the reliance section.</w:t>
-      </w:r>
-    </w:p>
-    <w:p>
-      <w:r>
-        <w:t>Megan Dudley rebuilt the affected exhibits against the corrected extract. She reported that the exhibit set is otherwise stable and that no further changes are expected to the summary schedules. One exhibit remains open pending the assumption discussion below. Dudley asked whether the prior-period comparatives should be restated on the corrected basis; the session agreed they should, and that the restatement be footnoted rather than made silently.</w:t>
+        <w:t>The independent estimate is complete and the draft report is with the client for review. The session worked through the client's comments and fixed the remaining steps to a final, signed opinion; none of the comments touched the underlying numbers.</w:t>
       </w:r>
     </w:p>
     <w:p>
@@ -78,17 +73,22 @@
         <w:pStyle w:val="Heading2"/>
       </w:pPr>
       <w:r>
-        <w:t>Assumptions</w:t>
+        <w:t>Matters Reviewed</w:t>
       </w:r>
     </w:p>
     <w:p>
       <w:r>
-        <w:t>Jennifer Vasquez walked through the change to the lapse assumption. The change is supported by the firm's own experience study of the block, which shows persistency running better than the assumption in place at the last review. Vasquez was explicit that this is a judgment resting on a limited number of exposure years: the experience is what it is, the assumption is what we have chosen to make of it, and the two should not be confused when the results are described internally. The effect on the indicated reserve is favorable in direction, and the report will quantify it and show the result on both the old and the new assumption so that the reader can see the sensitivity rather than take the number on faith.</w:t>
+        <w:t>David Sherman reported that the estimate of the required reserves is finished and reconciles to the data as reconciled earlier in the engagement. The estimate was developed segment by segment from the reconciled detail, and each segment ties back to the carried figures it corresponds to, so the comparison is made on a consistent basis. That comparison shows a modest difference in aggregate, and each component of that difference has been attributed to its source: part traces to a single judgment-based assumption, and the remainder to the grouping of a small block of obligations. Nothing in the estimate rests on a number that has not been tied back to the client's own records, and the attribution is documented so the difference reads as a set of identified causes and not a single unexplained figure.</w:t>
       </w:r>
     </w:p>
     <w:p>
       <w:r>
-        <w:t>Michelle Hudson asked whether the change would need to be revisited if the next year of experience runs the other way. Vasquez answered that it would, and that the report will say the assumption is subject to review as experience emerges. She declined to characterize the result as an improvement in the block's condition; the analysis addresses the adequacy of the reserves under the stated conditions and does not speak to profitability, and she asked that the distinction be preserved in any summary prepared for management.</w:t>
+        <w:t>Michelle Hudson presented the client's comments on the draft report. The comments concerned presentation and the rationale for one judgment-based assumption; they did not question the measured inputs, and the group treated that as the important point. Jennifer Vasquez confirmed which of the comments the report will take up and which reflect a matter of professional judgment the firm will not move off. On the presentation points, the report will be adjusted to make the exhibits easier to follow. On the assumption, the firm's view stands, and Jennifer Vasquez will set out the reasoning plainly in the text, so the reader can see the basis for the judgment and weigh it, whether or not they share it. Megan Dudley will fold the agreed presentation edits into the exhibits and reconcile them once more against the estimate.</w:t>
+      </w:r>
+    </w:p>
+    <w:p>
+      <w:r>
+        <w:t>On the report as a whole, the group confirmed it holds to its structure: what the data show, what was assumed, and what is concluded remain three separate parts, and the actuarial standards the opinion rests on are named. The reliance language was reviewed and agreed, so the report is clear about what the firm relied on from the client and what it independently tested. With the estimate settled and the comments resolved, the work is in its final stretch and on the schedule agreed at the start. The remaining steps are mechanical: incorporate the edits, complete a final reconciliation of the exhibits, and prepare the signed opinion.</w:t>
       </w:r>
     </w:p>
     <w:p>
@@ -96,25 +96,7 @@
         <w:pStyle w:val="Heading2"/>
       </w:pPr>
       <w:r>
-        <w:t>Scope and Reporting</w:t>
-      </w:r>
-    </w:p>
-    <w:p>
-      <w:r>
-        <w:t>Hudson raised a request from her side for a short summary section written for a non-technical reader. Vasquez agreed to include one, on the condition that it carry the same qualifications as the body of the report and not stand on its own if it is circulated. The work continues to be performed in accordance with the applicable Actuarial Standards of Practice, and the scope of the engagement is unchanged from the engagement letter. No extension of scope was requested and none was agreed.</w:t>
-      </w:r>
-    </w:p>
-    <w:p>
-      <w:r>
-        <w:t>The session agreed that the remaining work is drafting and review rather than analysis. Meridian will complete the internal review of the draft, deliver the report and the exhibit workbook together, and hold a short call with Miller, Cook and Snyder to walk the results before the report is distributed further inside the client.</w:t>
-      </w:r>
-    </w:p>
-    <w:p>
-      <w:pPr>
-        <w:pStyle w:val="Heading2"/>
-      </w:pPr>
-      <w:r>
-        <w:t>Action Items</w:t>
+        <w:t>Actions Agreed</w:t>
       </w:r>
     </w:p>
     <w:tbl>
@@ -138,7 +120,7 @@
               <w:rPr>
                 <w:b/>
               </w:rPr>
-              <w:t>Item</w:t>
+              <w:t>Action</w:t>
             </w:r>
           </w:p>
         </w:tc>
@@ -164,7 +146,7 @@
               <w:rPr>
                 <w:b/>
               </w:rPr>
-              <w:t>Timing</w:t>
+              <w:t>Target</w:t>
             </w:r>
           </w:p>
         </w:tc>
@@ -176,7 +158,7 @@
           </w:tcPr>
           <w:p>
             <w:r>
-              <w:t>Restate prior-period comparatives on the corrected extract and footnote the restatement</w:t>
+              <w:t>Fold the client's presentation comments into the exhibits</w:t>
             </w:r>
           </w:p>
         </w:tc>
@@ -196,7 +178,7 @@
           </w:tcPr>
           <w:p>
             <w:r>
-              <w:t>Before the draft goes to internal review</w:t>
+              <w:t>Feb 19</w:t>
             </w:r>
           </w:p>
         </w:tc>
@@ -208,7 +190,7 @@
           </w:tcPr>
           <w:p>
             <w:r>
-              <w:t>Close the open exhibit on the revised lapse assumption; show old and new bases</w:t>
+              <w:t>Set out the rationale for the flagged assumption in the text</w:t>
             </w:r>
           </w:p>
         </w:tc>
@@ -218,7 +200,7 @@
           </w:tcPr>
           <w:p>
             <w:r>
-              <w:t>Megan Dudley</w:t>
+              <w:t>Jennifer Vasquez</w:t>
             </w:r>
           </w:p>
         </w:tc>
@@ -228,7 +210,7 @@
           </w:tcPr>
           <w:p>
             <w:r>
-              <w:t>Before the draft goes to internal review</w:t>
+              <w:t>Feb 21</w:t>
             </w:r>
           </w:p>
         </w:tc>
@@ -240,7 +222,7 @@
           </w:tcPr>
           <w:p>
             <w:r>
-              <w:t>Document the extract reconciliation and the duplicated-block correction in the reliance section</w:t>
+              <w:t>Reconcile the final exhibits to the estimate a last time</w:t>
             </w:r>
           </w:p>
         </w:tc>
@@ -260,7 +242,7 @@
           </w:tcPr>
           <w:p>
             <w:r>
-              <w:t>With the draft</w:t>
+              <w:t>Feb 23</w:t>
             </w:r>
           </w:p>
         </w:tc>
@@ -272,39 +254,7 @@
           </w:tcPr>
           <w:p>
             <w:r>
-              <w:t>Draft the non-technical summary section, carrying the report's qualifications</w:t>
-            </w:r>
-          </w:p>
-        </w:tc>
-        <w:tc>
-          <w:tcPr>
-            <w:tcW w:type="dxa" w:w="2880"/>
-          </w:tcPr>
-          <w:p>
-            <w:r>
-              <w:t>Jennifer Vasquez</w:t>
-            </w:r>
-          </w:p>
-        </w:tc>
-        <w:tc>
-          <w:tcPr>
-            <w:tcW w:type="dxa" w:w="2880"/>
-          </w:tcPr>
-          <w:p>
-            <w:r>
-              <w:t>With the draft</w:t>
-            </w:r>
-          </w:p>
-        </w:tc>
-      </w:tr>
-      <w:tr>
-        <w:tc>
-          <w:tcPr>
-            <w:tcW w:type="dxa" w:w="2880"/>
-          </w:tcPr>
-          <w:p>
-            <w:r>
-              <w:t>Confirm the client contact list for distribution of the final report</w:t>
+              <w:t>Confirm the client's remaining questions are resolved</w:t>
             </w:r>
           </w:p>
         </w:tc>
@@ -324,44 +274,17 @@
           </w:tcPr>
           <w:p>
             <w:r>
-              <w:t>Before delivery</w:t>
-            </w:r>
-          </w:p>
-        </w:tc>
-      </w:tr>
-      <w:tr>
-        <w:tc>
-          <w:tcPr>
-            <w:tcW w:type="dxa" w:w="2880"/>
-          </w:tcPr>
-          <w:p>
-            <w:r>
-              <w:t>Schedule the walkthrough call ahead of internal distribution</w:t>
-            </w:r>
-          </w:p>
-        </w:tc>
-        <w:tc>
-          <w:tcPr>
-            <w:tcW w:type="dxa" w:w="2880"/>
-          </w:tcPr>
-          <w:p>
-            <w:r>
-              <w:t>Jennifer Vasquez</w:t>
-            </w:r>
-          </w:p>
-        </w:tc>
-        <w:tc>
-          <w:tcPr>
-            <w:tcW w:type="dxa" w:w="2880"/>
-          </w:tcPr>
-          <w:p>
-            <w:r>
-              <w:t>After the draft clears review</w:t>
+              <w:t>Feb 20</w:t>
             </w:r>
           </w:p>
         </w:tc>
       </w:tr>
     </w:tbl>
+    <w:p>
+      <w:r>
+        <w:t>The next session will review the final draft ahead of sign-off.</w:t>
+      </w:r>
+    </w:p>
     <w:sectPr>
       <w:headerReference w:type="first" r:id="rId9"/>
       <w:headerReference w:type="default" r:id="rId10"/>
